--- a/DMZC.docx
+++ b/DMZC.docx
@@ -90,8 +90,8 @@
         <w:gridCol w:w="1727"/>
         <w:gridCol w:w="505"/>
         <w:gridCol w:w="1636"/>
-        <w:gridCol w:w="82"/>
-        <w:gridCol w:w="3191"/>
+        <w:gridCol w:w="1034"/>
+        <w:gridCol w:w="2239"/>
       </w:tblGrid>
       <w:tr>
         <w:tblPrEx>
@@ -108,7 +108,7 @@
         </w:trPr>
         <w:tc>
           <w:tcPr>
-            <w:tcW w:w="2344" w:type="dxa"/>
+            <w:tcW w:w="1382" w:type="dxa"/>
             <w:gridSpan w:val="3"/>
             <w:tcBorders>
               <w:top w:val="single" w:color="000000" w:sz="4" w:space="0"/>
@@ -135,7 +135,7 @@
         </w:tc>
         <w:tc>
           <w:tcPr>
-            <w:tcW w:w="12112" w:type="dxa"/>
+            <w:tcW w:w="7141" w:type="dxa"/>
             <w:gridSpan w:val="5"/>
             <w:tcBorders>
               <w:top w:val="single" w:color="000000" w:sz="4" w:space="0"/>
@@ -153,53 +153,6 @@
                 <w:szCs w:val="24"/>
               </w:rPr>
             </w:pPr>
-            <w:r>
-              <w:rPr>
-                <w:rFonts w:hint="eastAsia" w:cs="宋体"/>
-                <w:szCs w:val="24"/>
-              </w:rPr>
-              <w:t>需求概述_初始化功能</w:t>
-            </w:r>
-            <w:r>
-              <w:rPr>
-                <w:rFonts w:cs="宋体"/>
-                <w:szCs w:val="24"/>
-              </w:rPr>
-              <w:t>_</w:t>
-            </w:r>
-            <w:r>
-              <w:rPr>
-                <w:rFonts w:hint="eastAsia" w:cs="宋体"/>
-                <w:szCs w:val="24"/>
-              </w:rPr>
-              <w:t>初始化</w:t>
-            </w:r>
-            <w:r>
-              <w:rPr>
-                <w:rFonts w:cs="宋体"/>
-              </w:rPr>
-              <w:t>Lookup</w:t>
-            </w:r>
-            <w:r>
-              <w:rPr>
-                <w:rFonts w:cs="宋体"/>
-                <w:spacing w:val="-78"/>
-              </w:rPr>
-              <w:t xml:space="preserve"> </w:t>
-            </w:r>
-            <w:r>
-              <w:rPr>
-                <w:rFonts w:cs="宋体"/>
-              </w:rPr>
-              <w:t>Table</w:t>
-            </w:r>
-            <w:r>
-              <w:rPr>
-                <w:rFonts w:hint="eastAsia" w:cs="宋体"/>
-                <w:szCs w:val="24"/>
-              </w:rPr>
-              <w:t xml:space="preserve"> _功能-001</w:t>
-            </w:r>
           </w:p>
         </w:tc>
       </w:tr>
@@ -218,7 +171,7 @@
         </w:trPr>
         <w:tc>
           <w:tcPr>
-            <w:tcW w:w="2344" w:type="dxa"/>
+            <w:tcW w:w="1382" w:type="dxa"/>
             <w:gridSpan w:val="3"/>
             <w:tcBorders>
               <w:top w:val="single" w:color="000000" w:sz="4" w:space="0"/>
@@ -245,7 +198,7 @@
         </w:tc>
         <w:tc>
           <w:tcPr>
-            <w:tcW w:w="12112" w:type="dxa"/>
+            <w:tcW w:w="7141" w:type="dxa"/>
             <w:gridSpan w:val="5"/>
             <w:tcBorders>
               <w:top w:val="single" w:color="000000" w:sz="4" w:space="0"/>
@@ -267,40 +220,6 @@
                 <w:rFonts w:hint="eastAsia"/>
               </w:rPr>
             </w:pPr>
-            <w:r>
-              <w:rPr>
-                <w:rFonts w:hint="eastAsia"/>
-              </w:rPr>
-              <w:t>DMZC</w:t>
-            </w:r>
-            <w:r>
-              <w:t>-</w:t>
-            </w:r>
-            <w:r>
-              <w:rPr>
-                <w:rFonts w:hint="eastAsia"/>
-              </w:rPr>
-              <w:t>CSH</w:t>
-            </w:r>
-            <w:r>
-              <w:t>-</w:t>
-            </w:r>
-            <w:r>
-              <w:rPr>
-                <w:rFonts w:hint="eastAsia" w:cs="宋体"/>
-                <w:kern w:val="2"/>
-              </w:rPr>
-              <w:t>LT</w:t>
-            </w:r>
-            <w:r>
-              <w:t>_GN-00</w:t>
-            </w:r>
-            <w:r>
-              <w:rPr>
-                <w:rFonts w:hint="eastAsia"/>
-              </w:rPr>
-              <w:t>1</w:t>
-            </w:r>
           </w:p>
         </w:tc>
       </w:tr>
@@ -319,7 +238,7 @@
         </w:trPr>
         <w:tc>
           <w:tcPr>
-            <w:tcW w:w="2344" w:type="dxa"/>
+            <w:tcW w:w="1382" w:type="dxa"/>
             <w:gridSpan w:val="3"/>
             <w:tcBorders>
               <w:top w:val="single" w:color="000000" w:sz="4" w:space="0"/>
@@ -346,7 +265,7 @@
         </w:tc>
         <w:tc>
           <w:tcPr>
-            <w:tcW w:w="12112" w:type="dxa"/>
+            <w:tcW w:w="7141" w:type="dxa"/>
             <w:gridSpan w:val="5"/>
             <w:tcBorders>
               <w:top w:val="single" w:color="000000" w:sz="4" w:space="0"/>
@@ -364,39 +283,8 @@
                 <w:szCs w:val="24"/>
               </w:rPr>
             </w:pPr>
-            <w:r>
-              <w:rPr>
-                <w:rFonts w:hint="eastAsia" w:cs="宋体"/>
-                <w:szCs w:val="24"/>
-              </w:rPr>
-              <w:t>测试</w:t>
-            </w:r>
-            <w:r>
-              <w:rPr>
-                <w:rFonts w:cs="宋体"/>
-              </w:rPr>
-              <w:t>Lookup</w:t>
-            </w:r>
-            <w:r>
-              <w:rPr>
-                <w:rFonts w:cs="宋体"/>
-                <w:spacing w:val="-78"/>
-              </w:rPr>
-              <w:t xml:space="preserve"> </w:t>
-            </w:r>
-            <w:r>
-              <w:rPr>
-                <w:rFonts w:cs="宋体"/>
-              </w:rPr>
-              <w:t>Table</w:t>
-            </w:r>
-            <w:r>
-              <w:rPr>
-                <w:rFonts w:hint="eastAsia" w:cs="宋体"/>
-                <w:szCs w:val="24"/>
-              </w:rPr>
-              <w:t>初始化功能是否正确。</w:t>
-            </w:r>
+            <w:bookmarkStart w:id="0" w:name="_GoBack"/>
+            <w:bookmarkEnd w:id="0"/>
           </w:p>
         </w:tc>
       </w:tr>
@@ -414,7 +302,7 @@
         </w:trPr>
         <w:tc>
           <w:tcPr>
-            <w:tcW w:w="2344" w:type="dxa"/>
+            <w:tcW w:w="1382" w:type="dxa"/>
             <w:gridSpan w:val="3"/>
             <w:tcBorders>
               <w:top w:val="single" w:color="000000" w:sz="4" w:space="0"/>
@@ -441,7 +329,7 @@
         </w:tc>
         <w:tc>
           <w:tcPr>
-            <w:tcW w:w="12112" w:type="dxa"/>
+            <w:tcW w:w="7141" w:type="dxa"/>
             <w:gridSpan w:val="5"/>
             <w:tcBorders>
               <w:top w:val="single" w:color="000000" w:sz="4" w:space="0"/>
@@ -458,13 +346,6 @@
                 <w:szCs w:val="24"/>
               </w:rPr>
             </w:pPr>
-            <w:r>
-              <w:rPr>
-                <w:rFonts w:hint="eastAsia" w:cs="宋体"/>
-                <w:szCs w:val="24"/>
-              </w:rPr>
-              <w:t>3.2.1.4 初始化Lookup Table</w:t>
-            </w:r>
           </w:p>
         </w:tc>
       </w:tr>
@@ -483,7 +364,7 @@
         </w:trPr>
         <w:tc>
           <w:tcPr>
-            <w:tcW w:w="2344" w:type="dxa"/>
+            <w:tcW w:w="1382" w:type="dxa"/>
             <w:gridSpan w:val="3"/>
             <w:tcBorders>
               <w:top w:val="single" w:color="000000" w:sz="4" w:space="0"/>
@@ -510,7 +391,7 @@
         </w:tc>
         <w:tc>
           <w:tcPr>
-            <w:tcW w:w="12112" w:type="dxa"/>
+            <w:tcW w:w="7141" w:type="dxa"/>
             <w:gridSpan w:val="5"/>
             <w:tcBorders>
               <w:top w:val="single" w:color="000000" w:sz="4" w:space="0"/>
@@ -521,43 +402,11 @@
           </w:tcPr>
           <w:p>
             <w:pPr>
-              <w:ind w:left="1701" w:leftChars="0" w:right="0" w:rightChars="0" w:hangingChars="709"/>
               <w:rPr>
                 <w:rFonts w:cs="宋体"/>
                 <w:szCs w:val="24"/>
               </w:rPr>
             </w:pPr>
-            <w:r>
-              <w:rPr>
-                <w:rFonts w:hint="eastAsia" w:cs="宋体"/>
-                <w:szCs w:val="24"/>
-              </w:rPr>
-              <w:t>正常终止条件：测试项的</w:t>
-            </w:r>
-            <w:bookmarkStart w:id="0" w:name="_GoBack"/>
-            <w:bookmarkEnd w:id="0"/>
-            <w:r>
-              <w:rPr>
-                <w:rFonts w:hint="eastAsia" w:cs="宋体"/>
-                <w:szCs w:val="24"/>
-              </w:rPr>
-              <w:t>相关测试用例全部执行通过</w:t>
-            </w:r>
-          </w:p>
-          <w:p>
-            <w:pPr>
-              <w:rPr>
-                <w:rFonts w:cs="宋体"/>
-                <w:szCs w:val="24"/>
-              </w:rPr>
-            </w:pPr>
-            <w:r>
-              <w:rPr>
-                <w:rFonts w:hint="eastAsia" w:cs="宋体"/>
-                <w:szCs w:val="24"/>
-              </w:rPr>
-              <w:t>异常终止条件：相关测试用例执行过程中，出现无法恢复的异常</w:t>
-            </w:r>
           </w:p>
         </w:tc>
       </w:tr>
@@ -576,7 +425,7 @@
         </w:trPr>
         <w:tc>
           <w:tcPr>
-            <w:tcW w:w="14456" w:type="dxa"/>
+            <w:tcW w:w="8523" w:type="dxa"/>
             <w:gridSpan w:val="8"/>
             <w:tcBorders>
               <w:top w:val="single" w:color="000000" w:sz="4" w:space="0"/>
@@ -617,7 +466,7 @@
         </w:trPr>
         <w:tc>
           <w:tcPr>
-            <w:tcW w:w="947" w:type="dxa"/>
+            <w:tcW w:w="558" w:type="dxa"/>
             <w:tcBorders>
               <w:top w:val="single" w:color="000000" w:sz="4" w:space="0"/>
               <w:left w:val="single" w:color="000000" w:sz="4" w:space="0"/>
@@ -643,7 +492,7 @@
         </w:tc>
         <w:tc>
           <w:tcPr>
-            <w:tcW w:w="4326" w:type="dxa"/>
+            <w:tcW w:w="2551" w:type="dxa"/>
             <w:gridSpan w:val="3"/>
             <w:tcBorders>
               <w:top w:val="single" w:color="000000" w:sz="4" w:space="0"/>
@@ -670,7 +519,7 @@
         </w:tc>
         <w:tc>
           <w:tcPr>
-            <w:tcW w:w="3770" w:type="dxa"/>
+            <w:tcW w:w="3175" w:type="dxa"/>
             <w:gridSpan w:val="3"/>
             <w:tcBorders>
               <w:top w:val="single" w:color="000000" w:sz="4" w:space="0"/>
@@ -697,7 +546,7 @@
         </w:tc>
         <w:tc>
           <w:tcPr>
-            <w:tcW w:w="5413" w:type="dxa"/>
+            <w:tcW w:w="2239" w:type="dxa"/>
             <w:tcBorders>
               <w:top w:val="single" w:color="000000" w:sz="4" w:space="0"/>
               <w:left w:val="single" w:color="000000" w:sz="4" w:space="0"/>
@@ -719,6 +568,119 @@
               </w:rPr>
               <w:t>实际测试结果</w:t>
             </w:r>
+          </w:p>
+          <w:p>
+            <w:pPr>
+              <w:pStyle w:val="7"/>
+              <w:rPr>
+                <w:rFonts w:hint="eastAsia"/>
+              </w:rPr>
+            </w:pPr>
+          </w:p>
+        </w:tc>
+      </w:tr>
+      <w:tr>
+        <w:tblPrEx>
+          <w:tblCellMar>
+            <w:top w:w="0" w:type="dxa"/>
+            <w:left w:w="108" w:type="dxa"/>
+            <w:bottom w:w="0" w:type="dxa"/>
+            <w:right w:w="108" w:type="dxa"/>
+          </w:tblCellMar>
+        </w:tblPrEx>
+        <w:trPr>
+          <w:trHeight w:val="591" w:hRule="atLeast"/>
+          <w:jc w:val="center"/>
+        </w:trPr>
+        <w:tc>
+          <w:tcPr>
+            <w:tcW w:w="558" w:type="dxa"/>
+            <w:tcBorders>
+              <w:top w:val="single" w:color="000000" w:sz="4" w:space="0"/>
+              <w:left w:val="single" w:color="000000" w:sz="4" w:space="0"/>
+              <w:bottom w:val="single" w:color="000000" w:sz="4" w:space="0"/>
+              <w:right w:val="single" w:color="000000" w:sz="4" w:space="0"/>
+            </w:tcBorders>
+            <w:vAlign w:val="center"/>
+          </w:tcPr>
+          <w:p>
+            <w:pPr>
+              <w:pStyle w:val="8"/>
+              <w:jc w:val="center"/>
+              <w:rPr>
+                <w:rFonts w:ascii="宋体" w:hAnsi="宋体" w:cs="宋体"/>
+                <w:sz w:val="24"/>
+                <w:szCs w:val="24"/>
+              </w:rPr>
+            </w:pPr>
+          </w:p>
+        </w:tc>
+        <w:tc>
+          <w:tcPr>
+            <w:tcW w:w="2551" w:type="dxa"/>
+            <w:gridSpan w:val="3"/>
+            <w:tcBorders>
+              <w:top w:val="single" w:color="000000" w:sz="4" w:space="0"/>
+              <w:left w:val="single" w:color="000000" w:sz="4" w:space="0"/>
+              <w:bottom w:val="single" w:color="000000" w:sz="4" w:space="0"/>
+              <w:right w:val="single" w:color="000000" w:sz="4" w:space="0"/>
+            </w:tcBorders>
+            <w:vAlign w:val="center"/>
+          </w:tcPr>
+          <w:p>
+            <w:pPr>
+              <w:pStyle w:val="8"/>
+              <w:rPr>
+                <w:rFonts w:ascii="宋体" w:hAnsi="宋体" w:cs="宋体"/>
+                <w:sz w:val="24"/>
+                <w:szCs w:val="24"/>
+              </w:rPr>
+            </w:pPr>
+          </w:p>
+        </w:tc>
+        <w:tc>
+          <w:tcPr>
+            <w:tcW w:w="3175" w:type="dxa"/>
+            <w:gridSpan w:val="3"/>
+            <w:tcBorders>
+              <w:top w:val="single" w:color="000000" w:sz="4" w:space="0"/>
+              <w:left w:val="single" w:color="000000" w:sz="4" w:space="0"/>
+              <w:bottom w:val="single" w:color="000000" w:sz="4" w:space="0"/>
+              <w:right w:val="single" w:color="000000" w:sz="4" w:space="0"/>
+            </w:tcBorders>
+            <w:vAlign w:val="center"/>
+          </w:tcPr>
+          <w:p>
+            <w:pPr>
+              <w:pStyle w:val="8"/>
+              <w:rPr>
+                <w:rFonts w:ascii="宋体" w:hAnsi="宋体" w:cs="宋体"/>
+                <w:sz w:val="24"/>
+                <w:szCs w:val="24"/>
+              </w:rPr>
+            </w:pPr>
+          </w:p>
+        </w:tc>
+        <w:tc>
+          <w:tcPr>
+            <w:tcW w:w="2239" w:type="dxa"/>
+            <w:tcBorders>
+              <w:top w:val="single" w:color="000000" w:sz="4" w:space="0"/>
+              <w:left w:val="single" w:color="000000" w:sz="4" w:space="0"/>
+              <w:bottom w:val="single" w:color="000000" w:sz="4" w:space="0"/>
+              <w:right w:val="single" w:color="000000" w:sz="4" w:space="0"/>
+            </w:tcBorders>
+            <w:vAlign w:val="center"/>
+          </w:tcPr>
+          <w:p>
+            <w:pPr>
+              <w:pStyle w:val="8"/>
+              <w:rPr>
+                <w:rFonts w:ascii="宋体" w:hAnsi="宋体" w:cs="宋体"/>
+                <w:sz w:val="24"/>
+                <w:szCs w:val="24"/>
+              </w:rPr>
+            </w:pPr>
           </w:p>
         </w:tc>
       </w:tr>
@@ -737,7 +699,7 @@
         </w:trPr>
         <w:tc>
           <w:tcPr>
-            <w:tcW w:w="947" w:type="dxa"/>
+            <w:tcW w:w="558" w:type="dxa"/>
             <w:tcBorders>
               <w:top w:val="single" w:color="000000" w:sz="4" w:space="0"/>
               <w:left w:val="single" w:color="000000" w:sz="4" w:space="0"/>
@@ -750,25 +712,17 @@
             <w:pPr>
               <w:pStyle w:val="8"/>
               <w:jc w:val="center"/>
-              <w:rPr>
-                <w:rFonts w:ascii="宋体" w:hAnsi="宋体" w:cs="宋体"/>
-                <w:sz w:val="24"/>
-                <w:szCs w:val="24"/>
-              </w:rPr>
-            </w:pPr>
-            <w:r>
               <w:rPr>
                 <w:rFonts w:hint="eastAsia" w:ascii="宋体" w:hAnsi="宋体" w:cs="宋体"/>
                 <w:sz w:val="24"/>
                 <w:szCs w:val="24"/>
               </w:rPr>
-              <w:t>1</w:t>
-            </w:r>
-          </w:p>
-        </w:tc>
-        <w:tc>
-          <w:tcPr>
-            <w:tcW w:w="4326" w:type="dxa"/>
+            </w:pPr>
+          </w:p>
+        </w:tc>
+        <w:tc>
+          <w:tcPr>
+            <w:tcW w:w="2551" w:type="dxa"/>
             <w:gridSpan w:val="3"/>
             <w:tcBorders>
               <w:top w:val="single" w:color="000000" w:sz="4" w:space="0"/>
@@ -781,124 +735,40 @@
           <w:p>
             <w:pPr>
               <w:pStyle w:val="8"/>
-              <w:rPr>
-                <w:rFonts w:ascii="宋体" w:hAnsi="宋体" w:cs="宋体"/>
-                <w:sz w:val="24"/>
-                <w:szCs w:val="24"/>
-              </w:rPr>
-            </w:pPr>
-            <w:r>
-              <w:rPr>
-                <w:rFonts w:ascii="宋体" w:hAnsi="宋体" w:cs="宋体"/>
-                <w:sz w:val="24"/>
-                <w:szCs w:val="24"/>
-              </w:rPr>
-              <w:t>所有的子地址控制 字为 0</w:t>
-            </w:r>
-          </w:p>
-        </w:tc>
-        <w:tc>
-          <w:tcPr>
-            <w:tcW w:w="3770" w:type="dxa"/>
-            <w:gridSpan w:val="3"/>
-            <w:tcBorders>
-              <w:top w:val="single" w:color="000000" w:sz="4" w:space="0"/>
-              <w:left w:val="single" w:color="000000" w:sz="4" w:space="0"/>
-              <w:bottom w:val="single" w:color="000000" w:sz="4" w:space="0"/>
-              <w:right w:val="single" w:color="000000" w:sz="4" w:space="0"/>
-            </w:tcBorders>
-            <w:vAlign w:val="center"/>
-          </w:tcPr>
-          <w:p>
-            <w:pPr>
-              <w:pStyle w:val="8"/>
-              <w:rPr>
-                <w:rFonts w:ascii="宋体" w:hAnsi="宋体" w:cs="宋体"/>
-                <w:sz w:val="24"/>
-                <w:szCs w:val="24"/>
-              </w:rPr>
-            </w:pPr>
-            <w:r>
-              <w:rPr>
-                <w:rFonts w:ascii="宋体" w:hAnsi="宋体" w:cs="宋体"/>
-                <w:sz w:val="24"/>
-                <w:szCs w:val="24"/>
-              </w:rPr>
-              <w:t>所有的子地址控制 字为 0</w:t>
-            </w:r>
-          </w:p>
-        </w:tc>
-        <w:tc>
-          <w:tcPr>
-            <w:tcW w:w="5413" w:type="dxa"/>
-            <w:tcBorders>
-              <w:top w:val="single" w:color="000000" w:sz="4" w:space="0"/>
-              <w:left w:val="single" w:color="000000" w:sz="4" w:space="0"/>
-              <w:bottom w:val="single" w:color="000000" w:sz="4" w:space="0"/>
-              <w:right w:val="single" w:color="000000" w:sz="4" w:space="0"/>
-            </w:tcBorders>
-            <w:vAlign w:val="center"/>
-          </w:tcPr>
-          <w:p>
-            <w:pPr>
-              <w:pStyle w:val="8"/>
-              <w:rPr>
-                <w:rFonts w:ascii="宋体" w:hAnsi="宋体" w:cs="宋体"/>
-                <w:sz w:val="24"/>
-                <w:szCs w:val="24"/>
-              </w:rPr>
-            </w:pPr>
-          </w:p>
-        </w:tc>
-      </w:tr>
-      <w:tr>
-        <w:tblPrEx>
-          <w:tblCellMar>
-            <w:top w:w="0" w:type="dxa"/>
-            <w:left w:w="108" w:type="dxa"/>
-            <w:bottom w:w="0" w:type="dxa"/>
-            <w:right w:w="108" w:type="dxa"/>
-          </w:tblCellMar>
-        </w:tblPrEx>
-        <w:trPr>
-          <w:trHeight w:val="199" w:hRule="atLeast"/>
-          <w:jc w:val="center"/>
-        </w:trPr>
-        <w:tc>
-          <w:tcPr>
-            <w:tcW w:w="947" w:type="dxa"/>
-            <w:tcBorders>
-              <w:top w:val="single" w:color="000000" w:sz="4" w:space="0"/>
-              <w:left w:val="single" w:color="000000" w:sz="4" w:space="0"/>
-              <w:bottom w:val="single" w:color="000000" w:sz="4" w:space="0"/>
-              <w:right w:val="single" w:color="000000" w:sz="4" w:space="0"/>
-            </w:tcBorders>
-            <w:vAlign w:val="center"/>
-          </w:tcPr>
-          <w:p>
-            <w:pPr>
-              <w:pStyle w:val="8"/>
-              <w:jc w:val="center"/>
               <w:rPr>
                 <w:rFonts w:hint="eastAsia" w:ascii="宋体" w:hAnsi="宋体" w:cs="宋体"/>
                 <w:sz w:val="24"/>
                 <w:szCs w:val="24"/>
               </w:rPr>
             </w:pPr>
-            <w:r>
+          </w:p>
+        </w:tc>
+        <w:tc>
+          <w:tcPr>
+            <w:tcW w:w="3175" w:type="dxa"/>
+            <w:gridSpan w:val="3"/>
+            <w:tcBorders>
+              <w:top w:val="single" w:color="000000" w:sz="4" w:space="0"/>
+              <w:left w:val="single" w:color="000000" w:sz="4" w:space="0"/>
+              <w:bottom w:val="single" w:color="000000" w:sz="4" w:space="0"/>
+              <w:right w:val="single" w:color="000000" w:sz="4" w:space="0"/>
+            </w:tcBorders>
+            <w:vAlign w:val="center"/>
+          </w:tcPr>
+          <w:p>
+            <w:pPr>
+              <w:pStyle w:val="8"/>
               <w:rPr>
                 <w:rFonts w:hint="eastAsia" w:ascii="宋体" w:hAnsi="宋体" w:cs="宋体"/>
                 <w:sz w:val="24"/>
                 <w:szCs w:val="24"/>
               </w:rPr>
-              <w:t>2</w:t>
-            </w:r>
-          </w:p>
-        </w:tc>
-        <w:tc>
-          <w:tcPr>
-            <w:tcW w:w="4326" w:type="dxa"/>
-            <w:gridSpan w:val="3"/>
+            </w:pPr>
+          </w:p>
+        </w:tc>
+        <w:tc>
+          <w:tcPr>
+            <w:tcW w:w="2239" w:type="dxa"/>
             <w:tcBorders>
               <w:top w:val="single" w:color="000000" w:sz="4" w:space="0"/>
               <w:left w:val="single" w:color="000000" w:sz="4" w:space="0"/>
@@ -912,132 +782,6 @@
               <w:pStyle w:val="8"/>
               <w:rPr>
                 <w:rFonts w:hint="eastAsia" w:ascii="宋体" w:hAnsi="宋体" w:cs="宋体"/>
-                <w:sz w:val="24"/>
-                <w:szCs w:val="24"/>
-              </w:rPr>
-            </w:pPr>
-            <w:r>
-              <w:rPr>
-                <w:rFonts w:ascii="宋体" w:hAnsi="宋体" w:cs="宋体"/>
-                <w:sz w:val="24"/>
-                <w:szCs w:val="24"/>
-              </w:rPr>
-              <w:t>使能接收子地址的接收双缓存功能</w:t>
-            </w:r>
-          </w:p>
-        </w:tc>
-        <w:tc>
-          <w:tcPr>
-            <w:tcW w:w="3770" w:type="dxa"/>
-            <w:gridSpan w:val="3"/>
-            <w:tcBorders>
-              <w:top w:val="single" w:color="000000" w:sz="4" w:space="0"/>
-              <w:left w:val="single" w:color="000000" w:sz="4" w:space="0"/>
-              <w:bottom w:val="single" w:color="000000" w:sz="4" w:space="0"/>
-              <w:right w:val="single" w:color="000000" w:sz="4" w:space="0"/>
-            </w:tcBorders>
-            <w:vAlign w:val="center"/>
-          </w:tcPr>
-          <w:p>
-            <w:pPr>
-              <w:pStyle w:val="8"/>
-              <w:rPr>
-                <w:rFonts w:hint="eastAsia" w:ascii="宋体" w:hAnsi="宋体" w:cs="宋体"/>
-                <w:sz w:val="24"/>
-                <w:szCs w:val="24"/>
-              </w:rPr>
-            </w:pPr>
-            <w:r>
-              <w:rPr>
-                <w:rFonts w:ascii="宋体" w:hAnsi="宋体" w:cs="宋体"/>
-                <w:sz w:val="24"/>
-                <w:szCs w:val="24"/>
-              </w:rPr>
-              <w:t>使能接收子地址的接收双缓存功能</w:t>
-            </w:r>
-          </w:p>
-        </w:tc>
-        <w:tc>
-          <w:tcPr>
-            <w:tcW w:w="5413" w:type="dxa"/>
-            <w:tcBorders>
-              <w:top w:val="single" w:color="000000" w:sz="4" w:space="0"/>
-              <w:left w:val="single" w:color="000000" w:sz="4" w:space="0"/>
-              <w:bottom w:val="single" w:color="000000" w:sz="4" w:space="0"/>
-              <w:right w:val="single" w:color="000000" w:sz="4" w:space="0"/>
-            </w:tcBorders>
-            <w:vAlign w:val="center"/>
-          </w:tcPr>
-          <w:p>
-            <w:pPr>
-              <w:pStyle w:val="8"/>
-              <w:rPr>
-                <w:rFonts w:hint="eastAsia" w:ascii="宋体" w:hAnsi="宋体" w:cs="宋体"/>
-                <w:sz w:val="24"/>
-                <w:szCs w:val="24"/>
-              </w:rPr>
-            </w:pPr>
-          </w:p>
-        </w:tc>
-      </w:tr>
-      <w:tr>
-        <w:tblPrEx>
-          <w:tblCellMar>
-            <w:top w:w="0" w:type="dxa"/>
-            <w:left w:w="108" w:type="dxa"/>
-            <w:bottom w:w="0" w:type="dxa"/>
-            <w:right w:w="108" w:type="dxa"/>
-          </w:tblCellMar>
-        </w:tblPrEx>
-        <w:trPr>
-          <w:trHeight w:val="321" w:hRule="atLeast"/>
-          <w:jc w:val="center"/>
-        </w:trPr>
-        <w:tc>
-          <w:tcPr>
-            <w:tcW w:w="1856" w:type="dxa"/>
-            <w:gridSpan w:val="2"/>
-            <w:tcBorders>
-              <w:top w:val="single" w:color="000000" w:sz="4" w:space="0"/>
-              <w:left w:val="single" w:color="000000" w:sz="4" w:space="0"/>
-              <w:bottom w:val="single" w:color="000000" w:sz="4" w:space="0"/>
-              <w:right w:val="single" w:color="000000" w:sz="4" w:space="0"/>
-            </w:tcBorders>
-            <w:vAlign w:val="center"/>
-          </w:tcPr>
-          <w:p>
-            <w:pPr>
-              <w:pStyle w:val="7"/>
-              <w:rPr>
-                <w:rFonts w:hint="eastAsia"/>
-              </w:rPr>
-            </w:pPr>
-            <w:r>
-              <w:rPr>
-                <w:rFonts w:hint="eastAsia"/>
-              </w:rPr>
-              <w:t>测试结果</w:t>
-            </w:r>
-          </w:p>
-        </w:tc>
-        <w:tc>
-          <w:tcPr>
-            <w:tcW w:w="12600" w:type="dxa"/>
-            <w:gridSpan w:val="6"/>
-            <w:tcBorders>
-              <w:top w:val="single" w:color="000000" w:sz="4" w:space="0"/>
-              <w:left w:val="single" w:color="000000" w:sz="4" w:space="0"/>
-              <w:bottom w:val="single" w:color="000000" w:sz="4" w:space="0"/>
-              <w:right w:val="single" w:color="000000" w:sz="4" w:space="0"/>
-            </w:tcBorders>
-            <w:vAlign w:val="center"/>
-          </w:tcPr>
-          <w:p>
-            <w:pPr>
-              <w:pStyle w:val="8"/>
-              <w:rPr>
-                <w:rFonts w:hint="eastAsia" w:ascii="宋体" w:hAnsi="宋体" w:cs="宋体"/>
-                <w:color w:val="FF0000"/>
                 <w:sz w:val="24"/>
                 <w:szCs w:val="24"/>
               </w:rPr>
@@ -1060,7 +804,7 @@
         </w:trPr>
         <w:tc>
           <w:tcPr>
-            <w:tcW w:w="1856" w:type="dxa"/>
+            <w:tcW w:w="1094" w:type="dxa"/>
             <w:gridSpan w:val="2"/>
             <w:tcBorders>
               <w:top w:val="single" w:color="000000" w:sz="4" w:space="0"/>
@@ -1087,7 +831,7 @@
         </w:tc>
         <w:tc>
           <w:tcPr>
-            <w:tcW w:w="4273" w:type="dxa"/>
+            <w:tcW w:w="2520" w:type="dxa"/>
             <w:gridSpan w:val="3"/>
             <w:tcBorders>
               <w:top w:val="single" w:color="000000" w:sz="4" w:space="0"/>
@@ -1106,71 +850,55 @@
                 <w:szCs w:val="24"/>
               </w:rPr>
             </w:pPr>
+          </w:p>
+        </w:tc>
+        <w:tc>
+          <w:tcPr>
+            <w:tcW w:w="1636" w:type="dxa"/>
+            <w:tcBorders>
+              <w:top w:val="single" w:color="000000" w:sz="4" w:space="0"/>
+              <w:left w:val="single" w:color="000000" w:sz="4" w:space="0"/>
+              <w:bottom w:val="single" w:color="000000" w:sz="4" w:space="0"/>
+              <w:right w:val="single" w:color="000000" w:sz="4" w:space="0"/>
+            </w:tcBorders>
+            <w:vAlign w:val="center"/>
+          </w:tcPr>
+          <w:p>
+            <w:pPr>
+              <w:pStyle w:val="7"/>
+              <w:rPr>
+                <w:rFonts w:hint="eastAsia"/>
+              </w:rPr>
+            </w:pPr>
             <w:r>
+              <w:rPr>
+                <w:rFonts w:hint="eastAsia"/>
+              </w:rPr>
+              <w:t>监测人员</w:t>
+            </w:r>
+          </w:p>
+        </w:tc>
+        <w:tc>
+          <w:tcPr>
+            <w:tcW w:w="3273" w:type="dxa"/>
+            <w:gridSpan w:val="2"/>
+            <w:tcBorders>
+              <w:top w:val="single" w:color="000000" w:sz="4" w:space="0"/>
+              <w:left w:val="single" w:color="000000" w:sz="4" w:space="0"/>
+              <w:bottom w:val="single" w:color="000000" w:sz="4" w:space="0"/>
+              <w:right w:val="single" w:color="000000" w:sz="4" w:space="0"/>
+            </w:tcBorders>
+            <w:vAlign w:val="center"/>
+          </w:tcPr>
+          <w:p>
+            <w:pPr>
+              <w:pStyle w:val="8"/>
               <w:rPr>
                 <w:rFonts w:hint="eastAsia" w:ascii="宋体" w:hAnsi="宋体" w:cs="宋体"/>
                 <w:sz w:val="24"/>
                 <w:szCs w:val="24"/>
               </w:rPr>
-              <w:t>xx</w:t>
-            </w:r>
-          </w:p>
-        </w:tc>
-        <w:tc>
-          <w:tcPr>
-            <w:tcW w:w="2775" w:type="dxa"/>
-            <w:tcBorders>
-              <w:top w:val="single" w:color="000000" w:sz="4" w:space="0"/>
-              <w:left w:val="single" w:color="000000" w:sz="4" w:space="0"/>
-              <w:bottom w:val="single" w:color="000000" w:sz="4" w:space="0"/>
-              <w:right w:val="single" w:color="000000" w:sz="4" w:space="0"/>
-            </w:tcBorders>
-            <w:vAlign w:val="center"/>
-          </w:tcPr>
-          <w:p>
-            <w:pPr>
-              <w:pStyle w:val="7"/>
-              <w:rPr>
-                <w:rFonts w:hint="eastAsia"/>
-              </w:rPr>
-            </w:pPr>
-            <w:r>
-              <w:rPr>
-                <w:rFonts w:hint="eastAsia"/>
-              </w:rPr>
-              <w:t>监测人员</w:t>
-            </w:r>
-          </w:p>
-        </w:tc>
-        <w:tc>
-          <w:tcPr>
-            <w:tcW w:w="5552" w:type="dxa"/>
-            <w:gridSpan w:val="2"/>
-            <w:tcBorders>
-              <w:top w:val="single" w:color="000000" w:sz="4" w:space="0"/>
-              <w:left w:val="single" w:color="000000" w:sz="4" w:space="0"/>
-              <w:bottom w:val="single" w:color="000000" w:sz="4" w:space="0"/>
-              <w:right w:val="single" w:color="000000" w:sz="4" w:space="0"/>
-            </w:tcBorders>
-            <w:vAlign w:val="center"/>
-          </w:tcPr>
-          <w:p>
-            <w:pPr>
-              <w:pStyle w:val="8"/>
-              <w:rPr>
-                <w:rFonts w:hint="eastAsia" w:ascii="宋体" w:hAnsi="宋体" w:cs="宋体"/>
-                <w:sz w:val="24"/>
-                <w:szCs w:val="24"/>
-              </w:rPr>
-            </w:pPr>
-            <w:r>
-              <w:rPr>
-                <w:rFonts w:hint="eastAsia" w:ascii="宋体" w:hAnsi="宋体" w:cs="宋体"/>
-                <w:sz w:val="24"/>
-                <w:szCs w:val="24"/>
-              </w:rPr>
-              <w:t>xxx</w:t>
-            </w:r>
+            </w:pPr>
           </w:p>
         </w:tc>
       </w:tr>
@@ -1189,7 +917,7 @@
         </w:trPr>
         <w:tc>
           <w:tcPr>
-            <w:tcW w:w="1856" w:type="dxa"/>
+            <w:tcW w:w="1094" w:type="dxa"/>
             <w:gridSpan w:val="2"/>
             <w:tcBorders>
               <w:top w:val="single" w:color="000000" w:sz="4" w:space="0"/>
@@ -1216,7 +944,7 @@
         </w:tc>
         <w:tc>
           <w:tcPr>
-            <w:tcW w:w="12600" w:type="dxa"/>
+            <w:tcW w:w="7429" w:type="dxa"/>
             <w:gridSpan w:val="6"/>
             <w:tcBorders>
               <w:top w:val="single" w:color="000000" w:sz="4" w:space="0"/>
